--- a/ISR_files/2_Title_Page.docx
+++ b/ISR_files/2_Title_Page.docx
@@ -40,12 +40,6 @@
         </w:rPr>
         <w:t xml:space="preserve">Authors and affiliations:</w:t>
       </w:r>
-      <w:r>
-        <w:t xml:space="preserve"> </w:t>
-      </w:r>
-      <w:r>
-        <w:t xml:space="preserve">[AUTHORS]</w:t>
-      </w:r>
     </w:p>
     <w:p>
       <w:pPr>
@@ -58,12 +52,6 @@
         </w:rPr>
         <w:t xml:space="preserve">Corresponding author, e-mail, ORCID iD (submitting author):</w:t>
       </w:r>
-      <w:r>
-        <w:t xml:space="preserve"> </w:t>
-      </w:r>
-      <w:r>
-        <w:t xml:space="preserve">[AUTHORS]</w:t>
-      </w:r>
     </w:p>
     <w:p>
       <w:pPr>
@@ -76,12 +64,6 @@
         </w:rPr>
         <w:t xml:space="preserve">Acknowledgements:</w:t>
       </w:r>
-      <w:r>
-        <w:t xml:space="preserve"> </w:t>
-      </w:r>
-      <w:r>
-        <w:t xml:space="preserve">[AUTHORS]</w:t>
-      </w:r>
     </w:p>
     <w:p>
       <w:pPr>
@@ -94,12 +76,6 @@
         </w:rPr>
         <w:t xml:space="preserve">Funding statement:</w:t>
       </w:r>
-      <w:r>
-        <w:t xml:space="preserve"> </w:t>
-      </w:r>
-      <w:r>
-        <w:t xml:space="preserve">[AUTHORS]</w:t>
-      </w:r>
     </w:p>
     <w:p>
       <w:pPr>
@@ -112,12 +88,6 @@
         </w:rPr>
         <w:t xml:space="preserve">Conflict-of-interest disclosure:</w:t>
       </w:r>
-      <w:r>
-        <w:t xml:space="preserve"> </w:t>
-      </w:r>
-      <w:r>
-        <w:t xml:space="preserve">[AUTHORS]</w:t>
-      </w:r>
     </w:p>
     <w:p>
       <w:pPr>
@@ -130,12 +100,6 @@
         </w:rPr>
         <w:t xml:space="preserve">CRediT author contributions:</w:t>
       </w:r>
-      <w:r>
-        <w:t xml:space="preserve"> </w:t>
-      </w:r>
-      <w:r>
-        <w:t xml:space="preserve">[AUTHORS]</w:t>
-      </w:r>
     </w:p>
     <w:p>
       <w:pPr>
@@ -152,7 +116,7 @@
         <w:t xml:space="preserve"> </w:t>
       </w:r>
       <w:r>
-        <w:t xml:space="preserve">The analysis uses only publicly released annotations of machine-generated text (FActScore, WikiBio-GPT3, RAGTruth) and language-model outputs generated by the authors. No participants were recruited. [AUTHORS: confirm with your institution whether any review or exemption statement is required.]</w:t>
+        <w:t xml:space="preserve">The analysis uses only publicly released annotations of machine-generated text (FActScore, WikiBio-GPT3, RAGTruth) and language-model outputs generated by the authors. No participants were recruited.</w:t>
       </w:r>
     </w:p>
     <w:p>
@@ -166,12 +130,6 @@
         </w:rPr>
         <w:t xml:space="preserve">Data and code availability:</w:t>
       </w:r>
-      <w:r>
-        <w:t xml:space="preserve"> </w:t>
-      </w:r>
-      <w:r>
-        <w:t xml:space="preserve">[AUTHORS: public datasets are cited in the manuscript; code and derived results are in the authors’ repository. For double-anonymous review, provide the code through an anonymized link and do not give the repository’s real URL.]</w:t>
-      </w:r>
     </w:p>
     <w:p>
       <w:pPr>
@@ -183,12 +141,6 @@
           <w:b/>
         </w:rPr>
         <w:t xml:space="preserve">Disclosure of generative-AI assistance:</w:t>
-      </w:r>
-      <w:r>
-        <w:t xml:space="preserve"> </w:t>
-      </w:r>
-      <w:r>
-        <w:t xml:space="preserve">[AUTHORS: describe the use of AI tools in preparing the analysis and the manuscript, in the form required by the journal’s current policy.]</w:t>
       </w:r>
     </w:p>
     <w:bookmarkEnd w:id="20"/>
